--- a/pr-preview/pr-685/vignettes/articles/version-crosswalk-1.3-to-1.4.docx
+++ b/pr-preview/pr-685/vignettes/articles/version-crosswalk-1.3-to-1.4.docx
@@ -23,7 +23,7 @@
         <w:pStyle w:val="Date"/>
       </w:pPr>
       <w:r>
-        <w:t xml:space="preserve">2026-09-08</w:t>
+        <w:t xml:space="preserve">2026-09-09</w:t>
       </w:r>
     </w:p>
     <w:bookmarkStart w:id="9" w:name="overview"/>
@@ -3067,7 +3067,7 @@
         <w:rPr>
           <w:rStyle w:val="CommentTok"/>
         </w:rPr>
-        <w:t xml:space="preserve">#&gt; 1  2.4  1     HlyE_IgA    0.703</w:t>
+        <w:t xml:space="preserve">#&gt; 1  0.85 1     HlyE_IgA    0.245</w:t>
       </w:r>
       <w:r>
         <w:br/>
@@ -3076,7 +3076,7 @@
         <w:rPr>
           <w:rStyle w:val="CommentTok"/>
         </w:rPr>
-        <w:t xml:space="preserve">#&gt; 2  2.4  1     HlyE_IgG    0.738</w:t>
+        <w:t xml:space="preserve">#&gt; 2  0.85 1     HlyE_IgG    0.207</w:t>
       </w:r>
       <w:r>
         <w:br/>
@@ -3085,7 +3085,7 @@
         <w:rPr>
           <w:rStyle w:val="CommentTok"/>
         </w:rPr>
-        <w:t xml:space="preserve">#&gt; 3  4.02 2     HlyE_IgA    0.818</w:t>
+        <w:t xml:space="preserve">#&gt; 3 13.6  2     HlyE_IgA    0.319</w:t>
       </w:r>
       <w:r>
         <w:br/>
@@ -3094,7 +3094,7 @@
         <w:rPr>
           <w:rStyle w:val="CommentTok"/>
         </w:rPr>
-        <w:t xml:space="preserve">#&gt; 4  4.02 2     HlyE_IgG    0.421</w:t>
+        <w:t xml:space="preserve">#&gt; 4 13.6  2     HlyE_IgG    0.486</w:t>
       </w:r>
       <w:r>
         <w:br/>
@@ -3103,7 +3103,7 @@
         <w:rPr>
           <w:rStyle w:val="CommentTok"/>
         </w:rPr>
-        <w:t xml:space="preserve">#&gt; 5 15.6  3     HlyE_IgA    1.78 </w:t>
+        <w:t xml:space="preserve">#&gt; 5  7.01 3     HlyE_IgA    0.678</w:t>
       </w:r>
       <w:r>
         <w:br/>
@@ -3112,7 +3112,7 @@
         <w:rPr>
           <w:rStyle w:val="CommentTok"/>
         </w:rPr>
-        <w:t xml:space="preserve">#&gt; 6 15.6  3     HlyE_IgG    1.82</w:t>
+        <w:t xml:space="preserve">#&gt; 6  7.01 3     HlyE_IgG    0.694</w:t>
       </w:r>
       <w:r>
         <w:br/>

--- a/pr-preview/pr-685/vignettes/articles/version-crosswalk-1.3-to-1.4.docx
+++ b/pr-preview/pr-685/vignettes/articles/version-crosswalk-1.3-to-1.4.docx
@@ -3049,7 +3049,7 @@
         <w:rPr>
           <w:rStyle w:val="CommentTok"/>
         </w:rPr>
-        <w:t xml:space="preserve">#&gt;     age id    antigen_iso value</w:t>
+        <w:t xml:space="preserve">#&gt;     age id    antigen_iso   value</w:t>
       </w:r>
       <w:r>
         <w:br/>
@@ -3058,7 +3058,7 @@
         <w:rPr>
           <w:rStyle w:val="CommentTok"/>
         </w:rPr>
-        <w:t xml:space="preserve">#&gt;   &lt;dbl&gt; &lt;chr&gt; &lt;chr&gt;       &lt;dbl&gt;</w:t>
+        <w:t xml:space="preserve">#&gt;   &lt;dbl&gt; &lt;chr&gt; &lt;chr&gt;         &lt;dbl&gt;</w:t>
       </w:r>
       <w:r>
         <w:br/>
@@ -3067,7 +3067,7 @@
         <w:rPr>
           <w:rStyle w:val="CommentTok"/>
         </w:rPr>
-        <w:t xml:space="preserve">#&gt; 1  0.85 1     HlyE_IgA    0.245</w:t>
+        <w:t xml:space="preserve">#&gt; 1  19.3 1     HlyE_IgA      7.85 </w:t>
       </w:r>
       <w:r>
         <w:br/>
@@ -3076,7 +3076,7 @@
         <w:rPr>
           <w:rStyle w:val="CommentTok"/>
         </w:rPr>
-        <w:t xml:space="preserve">#&gt; 2  0.85 1     HlyE_IgG    0.207</w:t>
+        <w:t xml:space="preserve">#&gt; 2  19.3 1     HlyE_IgG      8.73 </w:t>
       </w:r>
       <w:r>
         <w:br/>
@@ -3085,7 +3085,7 @@
         <w:rPr>
           <w:rStyle w:val="CommentTok"/>
         </w:rPr>
-        <w:t xml:space="preserve">#&gt; 3 13.6  2     HlyE_IgA    0.319</w:t>
+        <w:t xml:space="preserve">#&gt; 3   7.8 2     HlyE_IgA      0.453</w:t>
       </w:r>
       <w:r>
         <w:br/>
@@ -3094,7 +3094,7 @@
         <w:rPr>
           <w:rStyle w:val="CommentTok"/>
         </w:rPr>
-        <w:t xml:space="preserve">#&gt; 4 13.6  2     HlyE_IgG    0.486</w:t>
+        <w:t xml:space="preserve">#&gt; 4   7.8 2     HlyE_IgG      6.94 </w:t>
       </w:r>
       <w:r>
         <w:br/>
@@ -3103,7 +3103,7 @@
         <w:rPr>
           <w:rStyle w:val="CommentTok"/>
         </w:rPr>
-        <w:t xml:space="preserve">#&gt; 5  7.01 3     HlyE_IgA    0.678</w:t>
+        <w:t xml:space="preserve">#&gt; 5  10.0 3     HlyE_IgA      8.34 </w:t>
       </w:r>
       <w:r>
         <w:br/>
@@ -3112,7 +3112,7 @@
         <w:rPr>
           <w:rStyle w:val="CommentTok"/>
         </w:rPr>
-        <w:t xml:space="preserve">#&gt; 6  7.01 3     HlyE_IgG    0.694</w:t>
+        <w:t xml:space="preserve">#&gt; 6  10.0 3     HlyE_IgG    866.</w:t>
       </w:r>
       <w:r>
         <w:br/>

--- a/pr-preview/pr-685/vignettes/articles/version-crosswalk-1.3-to-1.4.docx
+++ b/pr-preview/pr-685/vignettes/articles/version-crosswalk-1.3-to-1.4.docx
@@ -3049,7 +3049,7 @@
         <w:rPr>
           <w:rStyle w:val="CommentTok"/>
         </w:rPr>
-        <w:t xml:space="preserve">#&gt;     age id    antigen_iso   value</w:t>
+        <w:t xml:space="preserve">#&gt;     age id    antigen_iso value</w:t>
       </w:r>
       <w:r>
         <w:br/>
@@ -3058,7 +3058,7 @@
         <w:rPr>
           <w:rStyle w:val="CommentTok"/>
         </w:rPr>
-        <w:t xml:space="preserve">#&gt;   &lt;dbl&gt; &lt;chr&gt; &lt;chr&gt;         &lt;dbl&gt;</w:t>
+        <w:t xml:space="preserve">#&gt;   &lt;dbl&gt; &lt;chr&gt; &lt;chr&gt;       &lt;dbl&gt;</w:t>
       </w:r>
       <w:r>
         <w:br/>
@@ -3067,7 +3067,7 @@
         <w:rPr>
           <w:rStyle w:val="CommentTok"/>
         </w:rPr>
-        <w:t xml:space="preserve">#&gt; 1  19.3 1     HlyE_IgA      7.85 </w:t>
+        <w:t xml:space="preserve">#&gt; 1  12.9 1     HlyE_IgA    0.337</w:t>
       </w:r>
       <w:r>
         <w:br/>
@@ -3076,7 +3076,7 @@
         <w:rPr>
           <w:rStyle w:val="CommentTok"/>
         </w:rPr>
-        <w:t xml:space="preserve">#&gt; 2  19.3 1     HlyE_IgG      8.73 </w:t>
+        <w:t xml:space="preserve">#&gt; 2  12.9 1     HlyE_IgG    1.23 </w:t>
       </w:r>
       <w:r>
         <w:br/>
@@ -3085,7 +3085,7 @@
         <w:rPr>
           <w:rStyle w:val="CommentTok"/>
         </w:rPr>
-        <w:t xml:space="preserve">#&gt; 3   7.8 2     HlyE_IgA      0.453</w:t>
+        <w:t xml:space="preserve">#&gt; 3  11.6 2     HlyE_IgA    0.679</w:t>
       </w:r>
       <w:r>
         <w:br/>
@@ -3094,7 +3094,7 @@
         <w:rPr>
           <w:rStyle w:val="CommentTok"/>
         </w:rPr>
-        <w:t xml:space="preserve">#&gt; 4   7.8 2     HlyE_IgG      6.94 </w:t>
+        <w:t xml:space="preserve">#&gt; 4  11.6 2     HlyE_IgG    0.622</w:t>
       </w:r>
       <w:r>
         <w:br/>
@@ -3103,7 +3103,7 @@
         <w:rPr>
           <w:rStyle w:val="CommentTok"/>
         </w:rPr>
-        <w:t xml:space="preserve">#&gt; 5  10.0 3     HlyE_IgA      8.34 </w:t>
+        <w:t xml:space="preserve">#&gt; 5  11.1 3     HlyE_IgA    5.39 </w:t>
       </w:r>
       <w:r>
         <w:br/>
@@ -3112,7 +3112,7 @@
         <w:rPr>
           <w:rStyle w:val="CommentTok"/>
         </w:rPr>
-        <w:t xml:space="preserve">#&gt; 6  10.0 3     HlyE_IgG    866.</w:t>
+        <w:t xml:space="preserve">#&gt; 6  11.1 3     HlyE_IgG    1.78</w:t>
       </w:r>
       <w:r>
         <w:br/>

--- a/pr-preview/pr-685/vignettes/articles/version-crosswalk-1.3-to-1.4.docx
+++ b/pr-preview/pr-685/vignettes/articles/version-crosswalk-1.3-to-1.4.docx
@@ -3049,7 +3049,7 @@
         <w:rPr>
           <w:rStyle w:val="CommentTok"/>
         </w:rPr>
-        <w:t xml:space="preserve">#&gt;     age id    antigen_iso value</w:t>
+        <w:t xml:space="preserve">#&gt;     age id    antigen_iso   value</w:t>
       </w:r>
       <w:r>
         <w:br/>
@@ -3058,7 +3058,7 @@
         <w:rPr>
           <w:rStyle w:val="CommentTok"/>
         </w:rPr>
-        <w:t xml:space="preserve">#&gt;   &lt;dbl&gt; &lt;chr&gt; &lt;chr&gt;       &lt;dbl&gt;</w:t>
+        <w:t xml:space="preserve">#&gt;   &lt;dbl&gt; &lt;chr&gt; &lt;chr&gt;         &lt;dbl&gt;</w:t>
       </w:r>
       <w:r>
         <w:br/>
@@ -3067,7 +3067,7 @@
         <w:rPr>
           <w:rStyle w:val="CommentTok"/>
         </w:rPr>
-        <w:t xml:space="preserve">#&gt; 1  12.9 1     HlyE_IgA    0.337</w:t>
+        <w:t xml:space="preserve">#&gt; 1  15.7 1     HlyE_IgA      0.795</w:t>
       </w:r>
       <w:r>
         <w:br/>
@@ -3076,7 +3076,7 @@
         <w:rPr>
           <w:rStyle w:val="CommentTok"/>
         </w:rPr>
-        <w:t xml:space="preserve">#&gt; 2  12.9 1     HlyE_IgG    1.23 </w:t>
+        <w:t xml:space="preserve">#&gt; 2  15.7 1     HlyE_IgG      0.574</w:t>
       </w:r>
       <w:r>
         <w:br/>
@@ -3085,7 +3085,7 @@
         <w:rPr>
           <w:rStyle w:val="CommentTok"/>
         </w:rPr>
-        <w:t xml:space="preserve">#&gt; 3  11.6 2     HlyE_IgA    0.679</w:t>
+        <w:t xml:space="preserve">#&gt; 3  13.1 2     HlyE_IgA      0.289</w:t>
       </w:r>
       <w:r>
         <w:br/>
@@ -3094,7 +3094,7 @@
         <w:rPr>
           <w:rStyle w:val="CommentTok"/>
         </w:rPr>
-        <w:t xml:space="preserve">#&gt; 4  11.6 2     HlyE_IgG    0.622</w:t>
+        <w:t xml:space="preserve">#&gt; 4  13.1 2     HlyE_IgG      4.17 </w:t>
       </w:r>
       <w:r>
         <w:br/>
@@ -3103,7 +3103,7 @@
         <w:rPr>
           <w:rStyle w:val="CommentTok"/>
         </w:rPr>
-        <w:t xml:space="preserve">#&gt; 5  11.1 3     HlyE_IgA    5.39 </w:t>
+        <w:t xml:space="preserve">#&gt; 5  18.1 3     HlyE_IgA     64.5  </w:t>
       </w:r>
       <w:r>
         <w:br/>
@@ -3112,7 +3112,7 @@
         <w:rPr>
           <w:rStyle w:val="CommentTok"/>
         </w:rPr>
-        <w:t xml:space="preserve">#&gt; 6  11.1 3     HlyE_IgG    1.78</w:t>
+        <w:t xml:space="preserve">#&gt; 6  18.1 3     HlyE_IgG    378.</w:t>
       </w:r>
       <w:r>
         <w:br/>
